--- a/docs/ajba_submission/tables_ajba.docx
+++ b/docs/ajba_submission/tables_ajba.docx
@@ -30,791 +30,7 @@
         <w:rPr>
           <w:b/>
         </w:rPr>
-        <w:t>Table 1. Dependence-aware geographic-distance results</w:t>
-      </w:r>
-    </w:p>
-    <w:tbl>
-      <w:tblPr>
-        <w:tblStyle w:val="TableGrid"/>
-        <w:tblW w:type="auto" w:w="0"/>
-        <w:tblLook w:firstColumn="1" w:firstRow="1" w:lastColumn="0" w:lastRow="0" w:noHBand="0" w:noVBand="1" w:val="04A0"/>
-      </w:tblPr>
-      <w:tblGrid>
-        <w:gridCol w:w="2340"/>
-        <w:gridCol w:w="2340"/>
-        <w:gridCol w:w="2340"/>
-        <w:gridCol w:w="2340"/>
-      </w:tblGrid>
-      <w:tr>
-        <w:tc>
-          <w:tcPr>
-            <w:tcW w:type="dxa" w:w="2340"/>
-            <w:shd w:fill="D9EAF7"/>
-          </w:tcPr>
-          <w:p>
-            <w:pPr>
-              <w:spacing w:line="240" w:lineRule="auto"/>
-            </w:pPr>
-            <w:r>
-              <w:rPr>
-                <w:rFonts w:ascii="Arial" w:hAnsi="Arial"/>
-                <w:b/>
-                <w:sz w:val="17"/>
-              </w:rPr>
-              <w:t>Metric</w:t>
-            </w:r>
-          </w:p>
-        </w:tc>
-        <w:tc>
-          <w:tcPr>
-            <w:tcW w:type="dxa" w:w="2340"/>
-            <w:shd w:fill="D9EAF7"/>
-          </w:tcPr>
-          <w:p>
-            <w:pPr>
-              <w:spacing w:line="240" w:lineRule="auto"/>
-            </w:pPr>
-            <w:r>
-              <w:rPr>
-                <w:rFonts w:ascii="Arial" w:hAnsi="Arial"/>
-                <w:b/>
-                <w:sz w:val="17"/>
-              </w:rPr>
-              <w:t>Neanderthal</w:t>
-            </w:r>
-          </w:p>
-        </w:tc>
-        <w:tc>
-          <w:tcPr>
-            <w:tcW w:type="dxa" w:w="2340"/>
-            <w:shd w:fill="D9EAF7"/>
-          </w:tcPr>
-          <w:p>
-            <w:pPr>
-              <w:spacing w:line="240" w:lineRule="auto"/>
-            </w:pPr>
-            <w:r>
-              <w:rPr>
-                <w:rFonts w:ascii="Arial" w:hAnsi="Arial"/>
-                <w:b/>
-                <w:sz w:val="17"/>
-              </w:rPr>
-              <w:t>Denisovan</w:t>
-            </w:r>
-          </w:p>
-        </w:tc>
-        <w:tc>
-          <w:tcPr>
-            <w:tcW w:type="dxa" w:w="2340"/>
-            <w:shd w:fill="D9EAF7"/>
-          </w:tcPr>
-          <w:p>
-            <w:pPr>
-              <w:spacing w:line="240" w:lineRule="auto"/>
-            </w:pPr>
-            <w:r>
-              <w:rPr>
-                <w:rFonts w:ascii="Arial" w:hAnsi="Arial"/>
-                <w:b/>
-                <w:sz w:val="17"/>
-              </w:rPr>
-              <w:t>Interpretation</w:t>
-            </w:r>
-          </w:p>
-        </w:tc>
-      </w:tr>
-      <w:tr>
-        <w:tc>
-          <w:tcPr>
-            <w:tcW w:type="dxa" w:w="2340"/>
-          </w:tcPr>
-          <w:p>
-            <w:pPr>
-              <w:spacing w:line="240" w:lineRule="auto"/>
-            </w:pPr>
-            <w:r>
-              <w:rPr>
-                <w:rFonts w:ascii="Arial" w:hAnsi="Arial"/>
-                <w:b w:val="0"/>
-                <w:sz w:val="17"/>
-              </w:rPr>
-              <w:t>Populations / unique pairs</w:t>
-            </w:r>
-          </w:p>
-        </w:tc>
-        <w:tc>
-          <w:tcPr>
-            <w:tcW w:type="dxa" w:w="2340"/>
-          </w:tcPr>
-          <w:p>
-            <w:pPr>
-              <w:spacing w:line="240" w:lineRule="auto"/>
-            </w:pPr>
-            <w:r>
-              <w:rPr>
-                <w:rFonts w:ascii="Arial" w:hAnsi="Arial"/>
-                <w:b w:val="0"/>
-                <w:sz w:val="17"/>
-              </w:rPr>
-              <w:t>66 / 2,145</w:t>
-            </w:r>
-          </w:p>
-        </w:tc>
-        <w:tc>
-          <w:tcPr>
-            <w:tcW w:type="dxa" w:w="2340"/>
-          </w:tcPr>
-          <w:p>
-            <w:pPr>
-              <w:spacing w:line="240" w:lineRule="auto"/>
-            </w:pPr>
-            <w:r>
-              <w:rPr>
-                <w:rFonts w:ascii="Arial" w:hAnsi="Arial"/>
-                <w:b w:val="0"/>
-                <w:sz w:val="17"/>
-              </w:rPr>
-              <w:t>66 / 2,145</w:t>
-            </w:r>
-          </w:p>
-        </w:tc>
-        <w:tc>
-          <w:tcPr>
-            <w:tcW w:type="dxa" w:w="2340"/>
-          </w:tcPr>
-          <w:p>
-            <w:pPr>
-              <w:spacing w:line="240" w:lineRule="auto"/>
-            </w:pPr>
-            <w:r>
-              <w:rPr>
-                <w:rFonts w:ascii="Arial" w:hAnsi="Arial"/>
-                <w:b w:val="0"/>
-                <w:sz w:val="17"/>
-              </w:rPr>
-              <w:t>Same pair set</w:t>
-            </w:r>
-          </w:p>
-        </w:tc>
-      </w:tr>
-      <w:tr>
-        <w:tc>
-          <w:tcPr>
-            <w:tcW w:type="dxa" w:w="2340"/>
-          </w:tcPr>
-          <w:p>
-            <w:pPr>
-              <w:spacing w:line="240" w:lineRule="auto"/>
-            </w:pPr>
-            <w:r>
-              <w:rPr>
-                <w:rFonts w:ascii="Arial" w:hAnsi="Arial"/>
-                <w:b w:val="0"/>
-                <w:sz w:val="17"/>
-              </w:rPr>
-              <w:t>Raw sharing-distance r</w:t>
-            </w:r>
-          </w:p>
-        </w:tc>
-        <w:tc>
-          <w:tcPr>
-            <w:tcW w:type="dxa" w:w="2340"/>
-          </w:tcPr>
-          <w:p>
-            <w:pPr>
-              <w:spacing w:line="240" w:lineRule="auto"/>
-            </w:pPr>
-            <w:r>
-              <w:rPr>
-                <w:rFonts w:ascii="Arial" w:hAnsi="Arial"/>
-                <w:b w:val="0"/>
-                <w:sz w:val="17"/>
-              </w:rPr>
-              <w:t>-0.4971</w:t>
-            </w:r>
-          </w:p>
-        </w:tc>
-        <w:tc>
-          <w:tcPr>
-            <w:tcW w:type="dxa" w:w="2340"/>
-          </w:tcPr>
-          <w:p>
-            <w:pPr>
-              <w:spacing w:line="240" w:lineRule="auto"/>
-            </w:pPr>
-            <w:r>
-              <w:rPr>
-                <w:rFonts w:ascii="Arial" w:hAnsi="Arial"/>
-                <w:b w:val="0"/>
-                <w:sz w:val="17"/>
-              </w:rPr>
-              <w:t>-0.4617</w:t>
-            </w:r>
-          </w:p>
-        </w:tc>
-        <w:tc>
-          <w:tcPr>
-            <w:tcW w:type="dxa" w:w="2340"/>
-          </w:tcPr>
-          <w:p>
-            <w:pPr>
-              <w:spacing w:line="240" w:lineRule="auto"/>
-            </w:pPr>
-            <w:r>
-              <w:rPr>
-                <w:rFonts w:ascii="Arial" w:hAnsi="Arial"/>
-                <w:b w:val="0"/>
-                <w:sz w:val="17"/>
-              </w:rPr>
-              <w:t>Descriptive pairwise correlation</w:t>
-            </w:r>
-          </w:p>
-        </w:tc>
-      </w:tr>
-      <w:tr>
-        <w:tc>
-          <w:tcPr>
-            <w:tcW w:type="dxa" w:w="2340"/>
-          </w:tcPr>
-          <w:p>
-            <w:pPr>
-              <w:spacing w:line="240" w:lineRule="auto"/>
-            </w:pPr>
-            <w:r>
-              <w:rPr>
-                <w:rFonts w:ascii="Arial" w:hAnsi="Arial"/>
-                <w:b w:val="0"/>
-                <w:sz w:val="17"/>
-              </w:rPr>
-              <w:t>Expanded-model partial r</w:t>
-            </w:r>
-          </w:p>
-        </w:tc>
-        <w:tc>
-          <w:tcPr>
-            <w:tcW w:type="dxa" w:w="2340"/>
-          </w:tcPr>
-          <w:p>
-            <w:pPr>
-              <w:spacing w:line="240" w:lineRule="auto"/>
-            </w:pPr>
-            <w:r>
-              <w:rPr>
-                <w:rFonts w:ascii="Arial" w:hAnsi="Arial"/>
-                <w:b w:val="0"/>
-                <w:sz w:val="17"/>
-              </w:rPr>
-              <w:t>-0.3687</w:t>
-            </w:r>
-          </w:p>
-        </w:tc>
-        <w:tc>
-          <w:tcPr>
-            <w:tcW w:type="dxa" w:w="2340"/>
-          </w:tcPr>
-          <w:p>
-            <w:pPr>
-              <w:spacing w:line="240" w:lineRule="auto"/>
-            </w:pPr>
-            <w:r>
-              <w:rPr>
-                <w:rFonts w:ascii="Arial" w:hAnsi="Arial"/>
-                <w:b w:val="0"/>
-                <w:sz w:val="17"/>
-              </w:rPr>
-              <w:t>-0.3259</w:t>
-            </w:r>
-          </w:p>
-        </w:tc>
-        <w:tc>
-          <w:tcPr>
-            <w:tcW w:type="dxa" w:w="2340"/>
-          </w:tcPr>
-          <w:p>
-            <w:pPr>
-              <w:spacing w:line="240" w:lineRule="auto"/>
-            </w:pPr>
-            <w:r>
-              <w:rPr>
-                <w:rFonts w:ascii="Arial" w:hAnsi="Arial"/>
-                <w:b w:val="0"/>
-                <w:sz w:val="17"/>
-              </w:rPr>
-              <w:t>Distance after coarse sensitivity covariates</w:t>
-            </w:r>
-          </w:p>
-        </w:tc>
-      </w:tr>
-      <w:tr>
-        <w:tc>
-          <w:tcPr>
-            <w:tcW w:type="dxa" w:w="2340"/>
-          </w:tcPr>
-          <w:p>
-            <w:pPr>
-              <w:spacing w:line="240" w:lineRule="auto"/>
-            </w:pPr>
-            <w:r>
-              <w:rPr>
-                <w:rFonts w:ascii="Arial" w:hAnsi="Arial"/>
-                <w:b w:val="0"/>
-                <w:sz w:val="17"/>
-              </w:rPr>
-              <w:t>Distance-only R²</w:t>
-            </w:r>
-          </w:p>
-        </w:tc>
-        <w:tc>
-          <w:tcPr>
-            <w:tcW w:type="dxa" w:w="2340"/>
-          </w:tcPr>
-          <w:p>
-            <w:pPr>
-              <w:spacing w:line="240" w:lineRule="auto"/>
-            </w:pPr>
-            <w:r>
-              <w:rPr>
-                <w:rFonts w:ascii="Arial" w:hAnsi="Arial"/>
-                <w:b w:val="0"/>
-                <w:sz w:val="17"/>
-              </w:rPr>
-              <w:t>0.2471</w:t>
-            </w:r>
-          </w:p>
-        </w:tc>
-        <w:tc>
-          <w:tcPr>
-            <w:tcW w:type="dxa" w:w="2340"/>
-          </w:tcPr>
-          <w:p>
-            <w:pPr>
-              <w:spacing w:line="240" w:lineRule="auto"/>
-            </w:pPr>
-            <w:r>
-              <w:rPr>
-                <w:rFonts w:ascii="Arial" w:hAnsi="Arial"/>
-                <w:b w:val="0"/>
-                <w:sz w:val="17"/>
-              </w:rPr>
-              <w:t>0.2131</w:t>
-            </w:r>
-          </w:p>
-        </w:tc>
-        <w:tc>
-          <w:tcPr>
-            <w:tcW w:type="dxa" w:w="2340"/>
-          </w:tcPr>
-          <w:p>
-            <w:pPr>
-              <w:spacing w:line="240" w:lineRule="auto"/>
-            </w:pPr>
-            <w:r>
-              <w:rPr>
-                <w:rFonts w:ascii="Arial" w:hAnsi="Arial"/>
-                <w:b w:val="0"/>
-                <w:sz w:val="17"/>
-              </w:rPr>
-              <w:t>Descriptive matrix fit</w:t>
-            </w:r>
-          </w:p>
-        </w:tc>
-      </w:tr>
-      <w:tr>
-        <w:tc>
-          <w:tcPr>
-            <w:tcW w:type="dxa" w:w="2340"/>
-          </w:tcPr>
-          <w:p>
-            <w:pPr>
-              <w:spacing w:line="240" w:lineRule="auto"/>
-            </w:pPr>
-            <w:r>
-              <w:rPr>
-                <w:rFonts w:ascii="Arial" w:hAnsi="Arial"/>
-                <w:b w:val="0"/>
-                <w:sz w:val="17"/>
-              </w:rPr>
-              <w:t>Expanded descriptive R²</w:t>
-            </w:r>
-          </w:p>
-        </w:tc>
-        <w:tc>
-          <w:tcPr>
-            <w:tcW w:type="dxa" w:w="2340"/>
-          </w:tcPr>
-          <w:p>
-            <w:pPr>
-              <w:spacing w:line="240" w:lineRule="auto"/>
-            </w:pPr>
-            <w:r>
-              <w:rPr>
-                <w:rFonts w:ascii="Arial" w:hAnsi="Arial"/>
-                <w:b w:val="0"/>
-                <w:sz w:val="17"/>
-              </w:rPr>
-              <w:t>0.5461</w:t>
-            </w:r>
-          </w:p>
-        </w:tc>
-        <w:tc>
-          <w:tcPr>
-            <w:tcW w:type="dxa" w:w="2340"/>
-          </w:tcPr>
-          <w:p>
-            <w:pPr>
-              <w:spacing w:line="240" w:lineRule="auto"/>
-            </w:pPr>
-            <w:r>
-              <w:rPr>
-                <w:rFonts w:ascii="Arial" w:hAnsi="Arial"/>
-                <w:b w:val="0"/>
-                <w:sz w:val="17"/>
-              </w:rPr>
-              <w:t>0.5113</w:t>
-            </w:r>
-          </w:p>
-        </w:tc>
-        <w:tc>
-          <w:tcPr>
-            <w:tcW w:type="dxa" w:w="2340"/>
-          </w:tcPr>
-          <w:p>
-            <w:pPr>
-              <w:spacing w:line="240" w:lineRule="auto"/>
-            </w:pPr>
-            <w:r>
-              <w:rPr>
-                <w:rFonts w:ascii="Arial" w:hAnsi="Arial"/>
-                <w:b w:val="0"/>
-                <w:sz w:val="17"/>
-              </w:rPr>
-              <w:t>Not an independent-pair causal estimate</w:t>
-            </w:r>
-          </w:p>
-        </w:tc>
-      </w:tr>
-      <w:tr>
-        <w:tc>
-          <w:tcPr>
-            <w:tcW w:type="dxa" w:w="2340"/>
-          </w:tcPr>
-          <w:p>
-            <w:pPr>
-              <w:spacing w:line="240" w:lineRule="auto"/>
-            </w:pPr>
-            <w:r>
-              <w:rPr>
-                <w:rFonts w:ascii="Arial" w:hAnsi="Arial"/>
-                <w:b w:val="0"/>
-                <w:sz w:val="17"/>
-              </w:rPr>
-              <w:t>QAP distance coefficient / 1,000 km</w:t>
-            </w:r>
-          </w:p>
-        </w:tc>
-        <w:tc>
-          <w:tcPr>
-            <w:tcW w:type="dxa" w:w="2340"/>
-          </w:tcPr>
-          <w:p>
-            <w:pPr>
-              <w:spacing w:line="240" w:lineRule="auto"/>
-            </w:pPr>
-            <w:r>
-              <w:rPr>
-                <w:rFonts w:ascii="Arial" w:hAnsi="Arial"/>
-                <w:b w:val="0"/>
-                <w:sz w:val="17"/>
-              </w:rPr>
-              <w:t>-0.01892</w:t>
-            </w:r>
-          </w:p>
-        </w:tc>
-        <w:tc>
-          <w:tcPr>
-            <w:tcW w:type="dxa" w:w="2340"/>
-          </w:tcPr>
-          <w:p>
-            <w:pPr>
-              <w:spacing w:line="240" w:lineRule="auto"/>
-            </w:pPr>
-            <w:r>
-              <w:rPr>
-                <w:rFonts w:ascii="Arial" w:hAnsi="Arial"/>
-                <w:b w:val="0"/>
-                <w:sz w:val="17"/>
-              </w:rPr>
-              <w:t>-0.01918</w:t>
-            </w:r>
-          </w:p>
-        </w:tc>
-        <w:tc>
-          <w:tcPr>
-            <w:tcW w:type="dxa" w:w="2340"/>
-          </w:tcPr>
-          <w:p>
-            <w:pPr>
-              <w:spacing w:line="240" w:lineRule="auto"/>
-            </w:pPr>
-            <w:r>
-              <w:rPr>
-                <w:rFonts w:ascii="Arial" w:hAnsi="Arial"/>
-                <w:b w:val="0"/>
-                <w:sz w:val="17"/>
-              </w:rPr>
-              <w:t>Expanded model</w:t>
-            </w:r>
-          </w:p>
-        </w:tc>
-      </w:tr>
-      <w:tr>
-        <w:tc>
-          <w:tcPr>
-            <w:tcW w:type="dxa" w:w="2340"/>
-          </w:tcPr>
-          <w:p>
-            <w:pPr>
-              <w:spacing w:line="240" w:lineRule="auto"/>
-            </w:pPr>
-            <w:r>
-              <w:rPr>
-                <w:rFonts w:ascii="Arial" w:hAnsi="Arial"/>
-                <w:b w:val="0"/>
-                <w:sz w:val="17"/>
-              </w:rPr>
-              <w:t>QAP two-sided P</w:t>
-            </w:r>
-          </w:p>
-        </w:tc>
-        <w:tc>
-          <w:tcPr>
-            <w:tcW w:type="dxa" w:w="2340"/>
-          </w:tcPr>
-          <w:p>
-            <w:pPr>
-              <w:spacing w:line="240" w:lineRule="auto"/>
-            </w:pPr>
-            <w:r>
-              <w:rPr>
-                <w:rFonts w:ascii="Arial" w:hAnsi="Arial"/>
-                <w:b w:val="0"/>
-                <w:sz w:val="17"/>
-              </w:rPr>
-              <w:t>0.0001</w:t>
-            </w:r>
-          </w:p>
-        </w:tc>
-        <w:tc>
-          <w:tcPr>
-            <w:tcW w:type="dxa" w:w="2340"/>
-          </w:tcPr>
-          <w:p>
-            <w:pPr>
-              <w:spacing w:line="240" w:lineRule="auto"/>
-            </w:pPr>
-            <w:r>
-              <w:rPr>
-                <w:rFonts w:ascii="Arial" w:hAnsi="Arial"/>
-                <w:b w:val="0"/>
-                <w:sz w:val="17"/>
-              </w:rPr>
-              <w:t>0.0002</w:t>
-            </w:r>
-          </w:p>
-        </w:tc>
-        <w:tc>
-          <w:tcPr>
-            <w:tcW w:type="dxa" w:w="2340"/>
-          </w:tcPr>
-          <w:p>
-            <w:pPr>
-              <w:spacing w:line="240" w:lineRule="auto"/>
-            </w:pPr>
-            <w:r>
-              <w:rPr>
-                <w:rFonts w:ascii="Arial" w:hAnsi="Arial"/>
-                <w:b w:val="0"/>
-                <w:sz w:val="17"/>
-              </w:rPr>
-              <w:t>9,999 population-label permutations</w:t>
-            </w:r>
-          </w:p>
-        </w:tc>
-      </w:tr>
-      <w:tr>
-        <w:tc>
-          <w:tcPr>
-            <w:tcW w:type="dxa" w:w="2340"/>
-          </w:tcPr>
-          <w:p>
-            <w:pPr>
-              <w:spacing w:line="240" w:lineRule="auto"/>
-            </w:pPr>
-            <w:r>
-              <w:rPr>
-                <w:rFonts w:ascii="Arial" w:hAnsi="Arial"/>
-                <w:b w:val="0"/>
-                <w:sz w:val="17"/>
-              </w:rPr>
-              <w:t>Population-deletion interval</w:t>
-            </w:r>
-          </w:p>
-        </w:tc>
-        <w:tc>
-          <w:tcPr>
-            <w:tcW w:type="dxa" w:w="2340"/>
-          </w:tcPr>
-          <w:p>
-            <w:pPr>
-              <w:spacing w:line="240" w:lineRule="auto"/>
-            </w:pPr>
-            <w:r>
-              <w:rPr>
-                <w:rFonts w:ascii="Arial" w:hAnsi="Arial"/>
-                <w:b w:val="0"/>
-                <w:sz w:val="17"/>
-              </w:rPr>
-              <w:t>-0.02143 to -0.01770</w:t>
-            </w:r>
-          </w:p>
-        </w:tc>
-        <w:tc>
-          <w:tcPr>
-            <w:tcW w:type="dxa" w:w="2340"/>
-          </w:tcPr>
-          <w:p>
-            <w:pPr>
-              <w:spacing w:line="240" w:lineRule="auto"/>
-            </w:pPr>
-            <w:r>
-              <w:rPr>
-                <w:rFonts w:ascii="Arial" w:hAnsi="Arial"/>
-                <w:b w:val="0"/>
-                <w:sz w:val="17"/>
-              </w:rPr>
-              <w:t>-0.02112 to -0.01775</w:t>
-            </w:r>
-          </w:p>
-        </w:tc>
-        <w:tc>
-          <w:tcPr>
-            <w:tcW w:type="dxa" w:w="2340"/>
-          </w:tcPr>
-          <w:p>
-            <w:pPr>
-              <w:spacing w:line="240" w:lineRule="auto"/>
-            </w:pPr>
-            <w:r>
-              <w:rPr>
-                <w:rFonts w:ascii="Arial" w:hAnsi="Arial"/>
-                <w:b w:val="0"/>
-                <w:sz w:val="17"/>
-              </w:rPr>
-              <w:t>2.5th-97.5th percentile sensitivity interval</w:t>
-            </w:r>
-          </w:p>
-        </w:tc>
-      </w:tr>
-      <w:tr>
-        <w:tc>
-          <w:tcPr>
-            <w:tcW w:type="dxa" w:w="2340"/>
-          </w:tcPr>
-          <w:p>
-            <w:pPr>
-              <w:spacing w:line="240" w:lineRule="auto"/>
-            </w:pPr>
-            <w:r>
-              <w:rPr>
-                <w:rFonts w:ascii="Arial" w:hAnsi="Arial"/>
-                <w:b w:val="0"/>
-                <w:sz w:val="17"/>
-              </w:rPr>
-              <w:t>FDR q&lt;0.10 and positive z&gt;2 outliers</w:t>
-            </w:r>
-          </w:p>
-        </w:tc>
-        <w:tc>
-          <w:tcPr>
-            <w:tcW w:type="dxa" w:w="2340"/>
-          </w:tcPr>
-          <w:p>
-            <w:pPr>
-              <w:spacing w:line="240" w:lineRule="auto"/>
-            </w:pPr>
-            <w:r>
-              <w:rPr>
-                <w:rFonts w:ascii="Arial" w:hAnsi="Arial"/>
-                <w:b w:val="0"/>
-                <w:sz w:val="17"/>
-              </w:rPr>
-              <w:t>0</w:t>
-            </w:r>
-          </w:p>
-        </w:tc>
-        <w:tc>
-          <w:tcPr>
-            <w:tcW w:type="dxa" w:w="2340"/>
-          </w:tcPr>
-          <w:p>
-            <w:pPr>
-              <w:spacing w:line="240" w:lineRule="auto"/>
-            </w:pPr>
-            <w:r>
-              <w:rPr>
-                <w:rFonts w:ascii="Arial" w:hAnsi="Arial"/>
-                <w:b w:val="0"/>
-                <w:sz w:val="17"/>
-              </w:rPr>
-              <w:t>0</w:t>
-            </w:r>
-          </w:p>
-        </w:tc>
-        <w:tc>
-          <w:tcPr>
-            <w:tcW w:type="dxa" w:w="2340"/>
-          </w:tcPr>
-          <w:p>
-            <w:pPr>
-              <w:spacing w:line="240" w:lineRule="auto"/>
-            </w:pPr>
-            <w:r>
-              <w:rPr>
-                <w:rFonts w:ascii="Arial" w:hAnsi="Arial"/>
-                <w:b w:val="0"/>
-                <w:sz w:val="17"/>
-              </w:rPr>
-              <w:t>All non-admixed pairs tested within ancestry</w:t>
-            </w:r>
-          </w:p>
-        </w:tc>
-      </w:tr>
-    </w:tbl>
-    <w:p>
-      <w:pPr>
-        <w:spacing w:line="240" w:lineRule="auto"/>
-      </w:pPr>
-      <w:r>
-        <w:rPr>
-          <w:sz w:val="18"/>
-        </w:rPr>
-        <w:t>Note. R-squared and correlation values are descriptive. QAP tests permute population labels on the response matrix. Population-deletion intervals are sensitivity summaries, not independent-sample confidence intervals.</w:t>
-      </w:r>
-    </w:p>
-    <w:p>
-      <w:r>
-        <w:br w:type="page"/>
-      </w:r>
-    </w:p>
-    <w:p>
-      <w:pPr>
-        <w:spacing w:before="280"/>
-      </w:pPr>
-      <w:r>
-        <w:rPr>
-          <w:b/>
-        </w:rPr>
-        <w:t>Table 2. ABO-window Neanderthal-reference composition</w:t>
+        <w:t>Table 1. FDR-supported positive-residual Neanderthal population pairs</w:t>
       </w:r>
     </w:p>
     <w:tbl>
@@ -848,7 +64,7 @@
                 <w:b/>
                 <w:sz w:val="17"/>
               </w:rPr>
-              <w:t>Group</w:t>
+              <w:t>Population 1</w:t>
             </w:r>
           </w:p>
         </w:tc>
@@ -867,7 +83,7 @@
                 <w:b/>
                 <w:sz w:val="17"/>
               </w:rPr>
-              <w:t>Segments</w:t>
+              <w:t>Population 2</w:t>
             </w:r>
           </w:p>
         </w:tc>
@@ -886,7 +102,7 @@
                 <w:b/>
                 <w:sz w:val="17"/>
               </w:rPr>
-              <w:t>Vindija %</w:t>
+              <w:t>Region 1</w:t>
             </w:r>
           </w:p>
         </w:tc>
@@ -905,7 +121,7 @@
                 <w:b/>
                 <w:sz w:val="17"/>
               </w:rPr>
-              <w:t>Altai %</w:t>
+              <w:t>Region 2</w:t>
             </w:r>
           </w:p>
         </w:tc>
@@ -924,7 +140,7 @@
                 <w:b/>
                 <w:sz w:val="17"/>
               </w:rPr>
-              <w:t>Chagyrskaya %</w:t>
+              <w:t>Distance (km)</w:t>
             </w:r>
           </w:p>
         </w:tc>
@@ -943,7 +159,7 @@
                 <w:b/>
                 <w:sz w:val="17"/>
               </w:rPr>
-              <w:t>Tie %</w:t>
+              <w:t>Sharing (r)</w:t>
             </w:r>
           </w:p>
         </w:tc>
@@ -962,7 +178,7 @@
                 <w:b/>
                 <w:sz w:val="17"/>
               </w:rPr>
-              <w:t>Strict ABO overlap</w:t>
+              <w:t>z-score</w:t>
             </w:r>
           </w:p>
         </w:tc>
@@ -982,7 +198,7 @@
                 <w:b w:val="0"/>
                 <w:sz w:val="17"/>
               </w:rPr>
-              <w:t>Europe</w:t>
+              <w:t>No qualifying pair</w:t>
             </w:r>
           </w:p>
         </w:tc>
@@ -1000,7 +216,7 @@
                 <w:b w:val="0"/>
                 <w:sz w:val="17"/>
               </w:rPr>
-              <w:t>388</w:t>
+              <w:t>—</w:t>
             </w:r>
           </w:p>
         </w:tc>
@@ -1018,7 +234,7 @@
                 <w:b w:val="0"/>
                 <w:sz w:val="17"/>
               </w:rPr>
-              <w:t>33.0</w:t>
+              <w:t>—</w:t>
             </w:r>
           </w:p>
         </w:tc>
@@ -1036,7 +252,7 @@
                 <w:b w:val="0"/>
                 <w:sz w:val="17"/>
               </w:rPr>
-              <w:t>5.2</w:t>
+              <w:t>—</w:t>
             </w:r>
           </w:p>
         </w:tc>
@@ -1054,7 +270,7 @@
                 <w:b w:val="0"/>
                 <w:sz w:val="17"/>
               </w:rPr>
-              <w:t>32.7</w:t>
+              <w:t>—</w:t>
             </w:r>
           </w:p>
         </w:tc>
@@ -1072,7 +288,7 @@
                 <w:b w:val="0"/>
                 <w:sz w:val="17"/>
               </w:rPr>
-              <w:t>29.1</w:t>
+              <w:t>—</w:t>
             </w:r>
           </w:p>
         </w:tc>
@@ -1090,7 +306,145 @@
                 <w:b w:val="0"/>
                 <w:sz w:val="17"/>
               </w:rPr>
-              <w:t>56</w:t>
+              <w:t>No z&gt;2 and q&lt;0.10 result</w:t>
+            </w:r>
+          </w:p>
+        </w:tc>
+      </w:tr>
+    </w:tbl>
+    <w:p>
+      <w:pPr>
+        <w:spacing w:line="240" w:lineRule="auto"/>
+      </w:pPr>
+      <w:r>
+        <w:rPr>
+          <w:sz w:val="18"/>
+        </w:rPr>
+        <w:t>Note. The prespecified family contains all non-admixed population pairs. No pair met both z&gt;2 and Benjamini-Hochberg q&lt;0.10; the Denisovan analysis likewise identified no qualifying pair. Complete nominal rankings and dependence-aware model results are provided in Supplementary Data.</w:t>
+      </w:r>
+    </w:p>
+    <w:p>
+      <w:r>
+        <w:br w:type="page"/>
+      </w:r>
+    </w:p>
+    <w:p>
+      <w:pPr>
+        <w:spacing w:before="280"/>
+      </w:pPr>
+      <w:r>
+        <w:rPr>
+          <w:b/>
+        </w:rPr>
+        <w:t>Table 2. ABO-window Neanderthal-reference composition</w:t>
+      </w:r>
+    </w:p>
+    <w:tbl>
+      <w:tblPr>
+        <w:tblStyle w:val="TableGrid"/>
+        <w:tblW w:type="auto" w:w="0"/>
+        <w:tblLook w:firstColumn="1" w:firstRow="1" w:lastColumn="0" w:lastRow="0" w:noHBand="0" w:noVBand="1" w:val="04A0"/>
+      </w:tblPr>
+      <w:tblGrid>
+        <w:gridCol w:w="1872"/>
+        <w:gridCol w:w="1872"/>
+        <w:gridCol w:w="1872"/>
+        <w:gridCol w:w="1872"/>
+        <w:gridCol w:w="1872"/>
+      </w:tblGrid>
+      <w:tr>
+        <w:tc>
+          <w:tcPr>
+            <w:tcW w:type="dxa" w:w="1872"/>
+            <w:shd w:fill="D9EAF7"/>
+          </w:tcPr>
+          <w:p>
+            <w:pPr>
+              <w:spacing w:line="240" w:lineRule="auto"/>
+            </w:pPr>
+            <w:r>
+              <w:rPr>
+                <w:rFonts w:ascii="Arial" w:hAnsi="Arial"/>
+                <w:b/>
+                <w:sz w:val="17"/>
+              </w:rPr>
+              <w:t>Region</w:t>
+            </w:r>
+          </w:p>
+        </w:tc>
+        <w:tc>
+          <w:tcPr>
+            <w:tcW w:type="dxa" w:w="1872"/>
+            <w:shd w:fill="D9EAF7"/>
+          </w:tcPr>
+          <w:p>
+            <w:pPr>
+              <w:spacing w:line="240" w:lineRule="auto"/>
+            </w:pPr>
+            <w:r>
+              <w:rPr>
+                <w:rFonts w:ascii="Arial" w:hAnsi="Arial"/>
+                <w:b/>
+                <w:sz w:val="17"/>
+              </w:rPr>
+              <w:t>n</w:t>
+            </w:r>
+          </w:p>
+        </w:tc>
+        <w:tc>
+          <w:tcPr>
+            <w:tcW w:type="dxa" w:w="1872"/>
+            <w:shd w:fill="D9EAF7"/>
+          </w:tcPr>
+          <w:p>
+            <w:pPr>
+              <w:spacing w:line="240" w:lineRule="auto"/>
+            </w:pPr>
+            <w:r>
+              <w:rPr>
+                <w:rFonts w:ascii="Arial" w:hAnsi="Arial"/>
+                <w:b/>
+                <w:sz w:val="17"/>
+              </w:rPr>
+              <w:t>Altai %</w:t>
+            </w:r>
+          </w:p>
+        </w:tc>
+        <w:tc>
+          <w:tcPr>
+            <w:tcW w:type="dxa" w:w="1872"/>
+            <w:shd w:fill="D9EAF7"/>
+          </w:tcPr>
+          <w:p>
+            <w:pPr>
+              <w:spacing w:line="240" w:lineRule="auto"/>
+            </w:pPr>
+            <w:r>
+              <w:rPr>
+                <w:rFonts w:ascii="Arial" w:hAnsi="Arial"/>
+                <w:b/>
+                <w:sz w:val="17"/>
+              </w:rPr>
+              <w:t>Vindija %</w:t>
+            </w:r>
+          </w:p>
+        </w:tc>
+        <w:tc>
+          <w:tcPr>
+            <w:tcW w:type="dxa" w:w="1872"/>
+            <w:shd w:fill="D9EAF7"/>
+          </w:tcPr>
+          <w:p>
+            <w:pPr>
+              <w:spacing w:line="240" w:lineRule="auto"/>
+            </w:pPr>
+            <w:r>
+              <w:rPr>
+                <w:rFonts w:ascii="Arial" w:hAnsi="Arial"/>
+                <w:b/>
+                <w:sz w:val="17"/>
+              </w:rPr>
+              <w:t>Chagyrskaya %</w:t>
             </w:r>
           </w:p>
         </w:tc>
@@ -1098,7 +452,467 @@
       <w:tr>
         <w:tc>
           <w:tcPr>
-            <w:tcW w:type="dxa" w:w="1337"/>
+            <w:tcW w:type="dxa" w:w="1872"/>
+          </w:tcPr>
+          <w:p>
+            <w:pPr>
+              <w:spacing w:line="240" w:lineRule="auto"/>
+            </w:pPr>
+            <w:r>
+              <w:rPr>
+                <w:rFonts w:ascii="Arial" w:hAnsi="Arial"/>
+                <w:b w:val="0"/>
+                <w:sz w:val="17"/>
+              </w:rPr>
+              <w:t>East Asia</w:t>
+            </w:r>
+          </w:p>
+        </w:tc>
+        <w:tc>
+          <w:tcPr>
+            <w:tcW w:type="dxa" w:w="1872"/>
+          </w:tcPr>
+          <w:p>
+            <w:pPr>
+              <w:spacing w:line="240" w:lineRule="auto"/>
+            </w:pPr>
+            <w:r>
+              <w:rPr>
+                <w:rFonts w:ascii="Arial" w:hAnsi="Arial"/>
+                <w:b w:val="0"/>
+                <w:sz w:val="17"/>
+              </w:rPr>
+              <w:t>57</w:t>
+            </w:r>
+          </w:p>
+        </w:tc>
+        <w:tc>
+          <w:tcPr>
+            <w:tcW w:type="dxa" w:w="1872"/>
+          </w:tcPr>
+          <w:p>
+            <w:pPr>
+              <w:spacing w:line="240" w:lineRule="auto"/>
+            </w:pPr>
+            <w:r>
+              <w:rPr>
+                <w:rFonts w:ascii="Arial" w:hAnsi="Arial"/>
+                <w:b w:val="0"/>
+                <w:sz w:val="17"/>
+              </w:rPr>
+              <w:t>54.4</w:t>
+            </w:r>
+          </w:p>
+        </w:tc>
+        <w:tc>
+          <w:tcPr>
+            <w:tcW w:type="dxa" w:w="1872"/>
+          </w:tcPr>
+          <w:p>
+            <w:pPr>
+              <w:spacing w:line="240" w:lineRule="auto"/>
+            </w:pPr>
+            <w:r>
+              <w:rPr>
+                <w:rFonts w:ascii="Arial" w:hAnsi="Arial"/>
+                <w:b w:val="0"/>
+                <w:sz w:val="17"/>
+              </w:rPr>
+              <w:t>1.8</w:t>
+            </w:r>
+          </w:p>
+        </w:tc>
+        <w:tc>
+          <w:tcPr>
+            <w:tcW w:type="dxa" w:w="1872"/>
+          </w:tcPr>
+          <w:p>
+            <w:pPr>
+              <w:spacing w:line="240" w:lineRule="auto"/>
+            </w:pPr>
+            <w:r>
+              <w:rPr>
+                <w:rFonts w:ascii="Arial" w:hAnsi="Arial"/>
+                <w:b w:val="0"/>
+                <w:sz w:val="17"/>
+              </w:rPr>
+              <w:t>43.9</w:t>
+            </w:r>
+          </w:p>
+        </w:tc>
+      </w:tr>
+      <w:tr>
+        <w:tc>
+          <w:tcPr>
+            <w:tcW w:type="dxa" w:w="1872"/>
+          </w:tcPr>
+          <w:p>
+            <w:pPr>
+              <w:spacing w:line="240" w:lineRule="auto"/>
+            </w:pPr>
+            <w:r>
+              <w:rPr>
+                <w:rFonts w:ascii="Arial" w:hAnsi="Arial"/>
+                <w:b w:val="0"/>
+                <w:sz w:val="17"/>
+              </w:rPr>
+              <w:t>Europe</w:t>
+            </w:r>
+          </w:p>
+        </w:tc>
+        <w:tc>
+          <w:tcPr>
+            <w:tcW w:type="dxa" w:w="1872"/>
+          </w:tcPr>
+          <w:p>
+            <w:pPr>
+              <w:spacing w:line="240" w:lineRule="auto"/>
+            </w:pPr>
+            <w:r>
+              <w:rPr>
+                <w:rFonts w:ascii="Arial" w:hAnsi="Arial"/>
+                <w:b w:val="0"/>
+                <w:sz w:val="17"/>
+              </w:rPr>
+              <w:t>275</w:t>
+            </w:r>
+          </w:p>
+        </w:tc>
+        <w:tc>
+          <w:tcPr>
+            <w:tcW w:type="dxa" w:w="1872"/>
+          </w:tcPr>
+          <w:p>
+            <w:pPr>
+              <w:spacing w:line="240" w:lineRule="auto"/>
+            </w:pPr>
+            <w:r>
+              <w:rPr>
+                <w:rFonts w:ascii="Arial" w:hAnsi="Arial"/>
+                <w:b w:val="0"/>
+                <w:sz w:val="17"/>
+              </w:rPr>
+              <w:t>7.3</w:t>
+            </w:r>
+          </w:p>
+        </w:tc>
+        <w:tc>
+          <w:tcPr>
+            <w:tcW w:type="dxa" w:w="1872"/>
+          </w:tcPr>
+          <w:p>
+            <w:pPr>
+              <w:spacing w:line="240" w:lineRule="auto"/>
+            </w:pPr>
+            <w:r>
+              <w:rPr>
+                <w:rFonts w:ascii="Arial" w:hAnsi="Arial"/>
+                <w:b w:val="0"/>
+                <w:sz w:val="17"/>
+              </w:rPr>
+              <w:t>46.5</w:t>
+            </w:r>
+          </w:p>
+        </w:tc>
+        <w:tc>
+          <w:tcPr>
+            <w:tcW w:type="dxa" w:w="1872"/>
+          </w:tcPr>
+          <w:p>
+            <w:pPr>
+              <w:spacing w:line="240" w:lineRule="auto"/>
+            </w:pPr>
+            <w:r>
+              <w:rPr>
+                <w:rFonts w:ascii="Arial" w:hAnsi="Arial"/>
+                <w:b w:val="0"/>
+                <w:sz w:val="17"/>
+              </w:rPr>
+              <w:t>46.2</w:t>
+            </w:r>
+          </w:p>
+        </w:tc>
+      </w:tr>
+      <w:tr>
+        <w:tc>
+          <w:tcPr>
+            <w:tcW w:type="dxa" w:w="1872"/>
+          </w:tcPr>
+          <w:p>
+            <w:pPr>
+              <w:spacing w:line="240" w:lineRule="auto"/>
+            </w:pPr>
+            <w:r>
+              <w:rPr>
+                <w:rFonts w:ascii="Arial" w:hAnsi="Arial"/>
+                <w:b w:val="0"/>
+                <w:sz w:val="17"/>
+              </w:rPr>
+              <w:t>Indigenous Americas</w:t>
+            </w:r>
+          </w:p>
+        </w:tc>
+        <w:tc>
+          <w:tcPr>
+            <w:tcW w:type="dxa" w:w="1872"/>
+          </w:tcPr>
+          <w:p>
+            <w:pPr>
+              <w:spacing w:line="240" w:lineRule="auto"/>
+            </w:pPr>
+            <w:r>
+              <w:rPr>
+                <w:rFonts w:ascii="Arial" w:hAnsi="Arial"/>
+                <w:b w:val="0"/>
+                <w:sz w:val="17"/>
+              </w:rPr>
+              <w:t>2</w:t>
+            </w:r>
+          </w:p>
+        </w:tc>
+        <w:tc>
+          <w:tcPr>
+            <w:tcW w:type="dxa" w:w="1872"/>
+          </w:tcPr>
+          <w:p>
+            <w:pPr>
+              <w:spacing w:line="240" w:lineRule="auto"/>
+            </w:pPr>
+            <w:r>
+              <w:rPr>
+                <w:rFonts w:ascii="Arial" w:hAnsi="Arial"/>
+                <w:b w:val="0"/>
+                <w:sz w:val="17"/>
+              </w:rPr>
+              <w:t>0.0</w:t>
+            </w:r>
+          </w:p>
+        </w:tc>
+        <w:tc>
+          <w:tcPr>
+            <w:tcW w:type="dxa" w:w="1872"/>
+          </w:tcPr>
+          <w:p>
+            <w:pPr>
+              <w:spacing w:line="240" w:lineRule="auto"/>
+            </w:pPr>
+            <w:r>
+              <w:rPr>
+                <w:rFonts w:ascii="Arial" w:hAnsi="Arial"/>
+                <w:b w:val="0"/>
+                <w:sz w:val="17"/>
+              </w:rPr>
+              <w:t>100.0</w:t>
+            </w:r>
+          </w:p>
+        </w:tc>
+        <w:tc>
+          <w:tcPr>
+            <w:tcW w:type="dxa" w:w="1872"/>
+          </w:tcPr>
+          <w:p>
+            <w:pPr>
+              <w:spacing w:line="240" w:lineRule="auto"/>
+            </w:pPr>
+            <w:r>
+              <w:rPr>
+                <w:rFonts w:ascii="Arial" w:hAnsi="Arial"/>
+                <w:b w:val="0"/>
+                <w:sz w:val="17"/>
+              </w:rPr>
+              <w:t>0.0</w:t>
+            </w:r>
+          </w:p>
+        </w:tc>
+      </w:tr>
+      <w:tr>
+        <w:tc>
+          <w:tcPr>
+            <w:tcW w:type="dxa" w:w="1872"/>
+          </w:tcPr>
+          <w:p>
+            <w:pPr>
+              <w:spacing w:line="240" w:lineRule="auto"/>
+            </w:pPr>
+            <w:r>
+              <w:rPr>
+                <w:rFonts w:ascii="Arial" w:hAnsi="Arial"/>
+                <w:b w:val="0"/>
+                <w:sz w:val="17"/>
+              </w:rPr>
+              <w:t>Admixed Americas</w:t>
+            </w:r>
+          </w:p>
+        </w:tc>
+        <w:tc>
+          <w:tcPr>
+            <w:tcW w:type="dxa" w:w="1872"/>
+          </w:tcPr>
+          <w:p>
+            <w:pPr>
+              <w:spacing w:line="240" w:lineRule="auto"/>
+            </w:pPr>
+            <w:r>
+              <w:rPr>
+                <w:rFonts w:ascii="Arial" w:hAnsi="Arial"/>
+                <w:b w:val="0"/>
+                <w:sz w:val="17"/>
+              </w:rPr>
+              <w:t>98</w:t>
+            </w:r>
+          </w:p>
+        </w:tc>
+        <w:tc>
+          <w:tcPr>
+            <w:tcW w:type="dxa" w:w="1872"/>
+          </w:tcPr>
+          <w:p>
+            <w:pPr>
+              <w:spacing w:line="240" w:lineRule="auto"/>
+            </w:pPr>
+            <w:r>
+              <w:rPr>
+                <w:rFonts w:ascii="Arial" w:hAnsi="Arial"/>
+                <w:b w:val="0"/>
+                <w:sz w:val="17"/>
+              </w:rPr>
+              <w:t>3.1</w:t>
+            </w:r>
+          </w:p>
+        </w:tc>
+        <w:tc>
+          <w:tcPr>
+            <w:tcW w:type="dxa" w:w="1872"/>
+          </w:tcPr>
+          <w:p>
+            <w:pPr>
+              <w:spacing w:line="240" w:lineRule="auto"/>
+            </w:pPr>
+            <w:r>
+              <w:rPr>
+                <w:rFonts w:ascii="Arial" w:hAnsi="Arial"/>
+                <w:b w:val="0"/>
+                <w:sz w:val="17"/>
+              </w:rPr>
+              <w:t>61.2</w:t>
+            </w:r>
+          </w:p>
+        </w:tc>
+        <w:tc>
+          <w:tcPr>
+            <w:tcW w:type="dxa" w:w="1872"/>
+          </w:tcPr>
+          <w:p>
+            <w:pPr>
+              <w:spacing w:line="240" w:lineRule="auto"/>
+            </w:pPr>
+            <w:r>
+              <w:rPr>
+                <w:rFonts w:ascii="Arial" w:hAnsi="Arial"/>
+                <w:b w:val="0"/>
+                <w:sz w:val="17"/>
+              </w:rPr>
+              <w:t>35.7</w:t>
+            </w:r>
+          </w:p>
+        </w:tc>
+      </w:tr>
+      <w:tr>
+        <w:tc>
+          <w:tcPr>
+            <w:tcW w:type="dxa" w:w="1872"/>
+          </w:tcPr>
+          <w:p>
+            <w:pPr>
+              <w:spacing w:line="240" w:lineRule="auto"/>
+            </w:pPr>
+            <w:r>
+              <w:rPr>
+                <w:rFonts w:ascii="Arial" w:hAnsi="Arial"/>
+                <w:b w:val="0"/>
+                <w:sz w:val="17"/>
+              </w:rPr>
+              <w:t>Central/South Asia</w:t>
+            </w:r>
+          </w:p>
+        </w:tc>
+        <w:tc>
+          <w:tcPr>
+            <w:tcW w:type="dxa" w:w="1872"/>
+          </w:tcPr>
+          <w:p>
+            <w:pPr>
+              <w:spacing w:line="240" w:lineRule="auto"/>
+            </w:pPr>
+            <w:r>
+              <w:rPr>
+                <w:rFonts w:ascii="Arial" w:hAnsi="Arial"/>
+                <w:b w:val="0"/>
+                <w:sz w:val="17"/>
+              </w:rPr>
+              <w:t>98</w:t>
+            </w:r>
+          </w:p>
+        </w:tc>
+        <w:tc>
+          <w:tcPr>
+            <w:tcW w:type="dxa" w:w="1872"/>
+          </w:tcPr>
+          <w:p>
+            <w:pPr>
+              <w:spacing w:line="240" w:lineRule="auto"/>
+            </w:pPr>
+            <w:r>
+              <w:rPr>
+                <w:rFonts w:ascii="Arial" w:hAnsi="Arial"/>
+                <w:b w:val="0"/>
+                <w:sz w:val="17"/>
+              </w:rPr>
+              <w:t>9.2</w:t>
+            </w:r>
+          </w:p>
+        </w:tc>
+        <w:tc>
+          <w:tcPr>
+            <w:tcW w:type="dxa" w:w="1872"/>
+          </w:tcPr>
+          <w:p>
+            <w:pPr>
+              <w:spacing w:line="240" w:lineRule="auto"/>
+            </w:pPr>
+            <w:r>
+              <w:rPr>
+                <w:rFonts w:ascii="Arial" w:hAnsi="Arial"/>
+                <w:b w:val="0"/>
+                <w:sz w:val="17"/>
+              </w:rPr>
+              <w:t>44.9</w:t>
+            </w:r>
+          </w:p>
+        </w:tc>
+        <w:tc>
+          <w:tcPr>
+            <w:tcW w:type="dxa" w:w="1872"/>
+          </w:tcPr>
+          <w:p>
+            <w:pPr>
+              <w:spacing w:line="240" w:lineRule="auto"/>
+            </w:pPr>
+            <w:r>
+              <w:rPr>
+                <w:rFonts w:ascii="Arial" w:hAnsi="Arial"/>
+                <w:b w:val="0"/>
+                <w:sz w:val="17"/>
+              </w:rPr>
+              <w:t>45.9</w:t>
+            </w:r>
+          </w:p>
+        </w:tc>
+      </w:tr>
+      <w:tr>
+        <w:tc>
+          <w:tcPr>
+            <w:tcW w:type="dxa" w:w="1872"/>
           </w:tcPr>
           <w:p>
             <w:pPr>
@@ -1116,7 +930,7 @@
         </w:tc>
         <w:tc>
           <w:tcPr>
-            <w:tcW w:type="dxa" w:w="1337"/>
+            <w:tcW w:type="dxa" w:w="1872"/>
           </w:tcPr>
           <w:p>
             <w:pPr>
@@ -1128,13 +942,13 @@
                 <w:b w:val="0"/>
                 <w:sz w:val="17"/>
               </w:rPr>
-              <w:t>59</w:t>
+              <w:t>44</w:t>
             </w:r>
           </w:p>
         </w:tc>
         <w:tc>
           <w:tcPr>
-            <w:tcW w:type="dxa" w:w="1337"/>
+            <w:tcW w:type="dxa" w:w="1872"/>
           </w:tcPr>
           <w:p>
             <w:pPr>
@@ -1146,13 +960,13 @@
                 <w:b w:val="0"/>
                 <w:sz w:val="17"/>
               </w:rPr>
-              <w:t>39.0</w:t>
+              <w:t>11.4</w:t>
             </w:r>
           </w:p>
         </w:tc>
         <w:tc>
           <w:tcPr>
-            <w:tcW w:type="dxa" w:w="1337"/>
+            <w:tcW w:type="dxa" w:w="1872"/>
           </w:tcPr>
           <w:p>
             <w:pPr>
@@ -1164,13 +978,13 @@
                 <w:b w:val="0"/>
                 <w:sz w:val="17"/>
               </w:rPr>
-              <w:t>8.5</w:t>
+              <w:t>52.3</w:t>
             </w:r>
           </w:p>
         </w:tc>
         <w:tc>
           <w:tcPr>
-            <w:tcW w:type="dxa" w:w="1337"/>
+            <w:tcW w:type="dxa" w:w="1872"/>
           </w:tcPr>
           <w:p>
             <w:pPr>
@@ -1182,43 +996,7 @@
                 <w:b w:val="0"/>
                 <w:sz w:val="17"/>
               </w:rPr>
-              <w:t>27.1</w:t>
-            </w:r>
-          </w:p>
-        </w:tc>
-        <w:tc>
-          <w:tcPr>
-            <w:tcW w:type="dxa" w:w="1337"/>
-          </w:tcPr>
-          <w:p>
-            <w:pPr>
-              <w:spacing w:line="240" w:lineRule="auto"/>
-            </w:pPr>
-            <w:r>
-              <w:rPr>
-                <w:rFonts w:ascii="Arial" w:hAnsi="Arial"/>
-                <w:b w:val="0"/>
-                <w:sz w:val="17"/>
-              </w:rPr>
-              <w:t>25.4</w:t>
-            </w:r>
-          </w:p>
-        </w:tc>
-        <w:tc>
-          <w:tcPr>
-            <w:tcW w:type="dxa" w:w="1337"/>
-          </w:tcPr>
-          <w:p>
-            <w:pPr>
-              <w:spacing w:line="240" w:lineRule="auto"/>
-            </w:pPr>
-            <w:r>
-              <w:rPr>
-                <w:rFonts w:ascii="Arial" w:hAnsi="Arial"/>
-                <w:b w:val="0"/>
-                <w:sz w:val="17"/>
-              </w:rPr>
-              <w:t>8</w:t>
+              <w:t>36.4</w:t>
             </w:r>
           </w:p>
         </w:tc>
@@ -1226,263 +1004,7 @@
       <w:tr>
         <w:tc>
           <w:tcPr>
-            <w:tcW w:type="dxa" w:w="1337"/>
-          </w:tcPr>
-          <w:p>
-            <w:pPr>
-              <w:spacing w:line="240" w:lineRule="auto"/>
-            </w:pPr>
-            <w:r>
-              <w:rPr>
-                <w:rFonts w:ascii="Arial" w:hAnsi="Arial"/>
-                <w:b w:val="0"/>
-                <w:sz w:val="17"/>
-              </w:rPr>
-              <w:t>Central/South Asia</w:t>
-            </w:r>
-          </w:p>
-        </w:tc>
-        <w:tc>
-          <w:tcPr>
-            <w:tcW w:type="dxa" w:w="1337"/>
-          </w:tcPr>
-          <w:p>
-            <w:pPr>
-              <w:spacing w:line="240" w:lineRule="auto"/>
-            </w:pPr>
-            <w:r>
-              <w:rPr>
-                <w:rFonts w:ascii="Arial" w:hAnsi="Arial"/>
-                <w:b w:val="0"/>
-                <w:sz w:val="17"/>
-              </w:rPr>
-              <w:t>140</w:t>
-            </w:r>
-          </w:p>
-        </w:tc>
-        <w:tc>
-          <w:tcPr>
-            <w:tcW w:type="dxa" w:w="1337"/>
-          </w:tcPr>
-          <w:p>
-            <w:pPr>
-              <w:spacing w:line="240" w:lineRule="auto"/>
-            </w:pPr>
-            <w:r>
-              <w:rPr>
-                <w:rFonts w:ascii="Arial" w:hAnsi="Arial"/>
-                <w:b w:val="0"/>
-                <w:sz w:val="17"/>
-              </w:rPr>
-              <w:t>31.4</w:t>
-            </w:r>
-          </w:p>
-        </w:tc>
-        <w:tc>
-          <w:tcPr>
-            <w:tcW w:type="dxa" w:w="1337"/>
-          </w:tcPr>
-          <w:p>
-            <w:pPr>
-              <w:spacing w:line="240" w:lineRule="auto"/>
-            </w:pPr>
-            <w:r>
-              <w:rPr>
-                <w:rFonts w:ascii="Arial" w:hAnsi="Arial"/>
-                <w:b w:val="0"/>
-                <w:sz w:val="17"/>
-              </w:rPr>
-              <w:t>6.4</w:t>
-            </w:r>
-          </w:p>
-        </w:tc>
-        <w:tc>
-          <w:tcPr>
-            <w:tcW w:type="dxa" w:w="1337"/>
-          </w:tcPr>
-          <w:p>
-            <w:pPr>
-              <w:spacing w:line="240" w:lineRule="auto"/>
-            </w:pPr>
-            <w:r>
-              <w:rPr>
-                <w:rFonts w:ascii="Arial" w:hAnsi="Arial"/>
-                <w:b w:val="0"/>
-                <w:sz w:val="17"/>
-              </w:rPr>
-              <w:t>32.1</w:t>
-            </w:r>
-          </w:p>
-        </w:tc>
-        <w:tc>
-          <w:tcPr>
-            <w:tcW w:type="dxa" w:w="1337"/>
-          </w:tcPr>
-          <w:p>
-            <w:pPr>
-              <w:spacing w:line="240" w:lineRule="auto"/>
-            </w:pPr>
-            <w:r>
-              <w:rPr>
-                <w:rFonts w:ascii="Arial" w:hAnsi="Arial"/>
-                <w:b w:val="0"/>
-                <w:sz w:val="17"/>
-              </w:rPr>
-              <w:t>30.0</w:t>
-            </w:r>
-          </w:p>
-        </w:tc>
-        <w:tc>
-          <w:tcPr>
-            <w:tcW w:type="dxa" w:w="1337"/>
-          </w:tcPr>
-          <w:p>
-            <w:pPr>
-              <w:spacing w:line="240" w:lineRule="auto"/>
-            </w:pPr>
-            <w:r>
-              <w:rPr>
-                <w:rFonts w:ascii="Arial" w:hAnsi="Arial"/>
-                <w:b w:val="0"/>
-                <w:sz w:val="17"/>
-              </w:rPr>
-              <w:t>31</w:t>
-            </w:r>
-          </w:p>
-        </w:tc>
-      </w:tr>
-      <w:tr>
-        <w:tc>
-          <w:tcPr>
-            <w:tcW w:type="dxa" w:w="1337"/>
-          </w:tcPr>
-          <w:p>
-            <w:pPr>
-              <w:spacing w:line="240" w:lineRule="auto"/>
-            </w:pPr>
-            <w:r>
-              <w:rPr>
-                <w:rFonts w:ascii="Arial" w:hAnsi="Arial"/>
-                <w:b w:val="0"/>
-                <w:sz w:val="17"/>
-              </w:rPr>
-              <w:t>East Asia</w:t>
-            </w:r>
-          </w:p>
-        </w:tc>
-        <w:tc>
-          <w:tcPr>
-            <w:tcW w:type="dxa" w:w="1337"/>
-          </w:tcPr>
-          <w:p>
-            <w:pPr>
-              <w:spacing w:line="240" w:lineRule="auto"/>
-            </w:pPr>
-            <w:r>
-              <w:rPr>
-                <w:rFonts w:ascii="Arial" w:hAnsi="Arial"/>
-                <w:b w:val="0"/>
-                <w:sz w:val="17"/>
-              </w:rPr>
-              <w:t>69</w:t>
-            </w:r>
-          </w:p>
-        </w:tc>
-        <w:tc>
-          <w:tcPr>
-            <w:tcW w:type="dxa" w:w="1337"/>
-          </w:tcPr>
-          <w:p>
-            <w:pPr>
-              <w:spacing w:line="240" w:lineRule="auto"/>
-            </w:pPr>
-            <w:r>
-              <w:rPr>
-                <w:rFonts w:ascii="Arial" w:hAnsi="Arial"/>
-                <w:b w:val="0"/>
-                <w:sz w:val="17"/>
-              </w:rPr>
-              <w:t>1.4</w:t>
-            </w:r>
-          </w:p>
-        </w:tc>
-        <w:tc>
-          <w:tcPr>
-            <w:tcW w:type="dxa" w:w="1337"/>
-          </w:tcPr>
-          <w:p>
-            <w:pPr>
-              <w:spacing w:line="240" w:lineRule="auto"/>
-            </w:pPr>
-            <w:r>
-              <w:rPr>
-                <w:rFonts w:ascii="Arial" w:hAnsi="Arial"/>
-                <w:b w:val="0"/>
-                <w:sz w:val="17"/>
-              </w:rPr>
-              <w:t>44.9</w:t>
-            </w:r>
-          </w:p>
-        </w:tc>
-        <w:tc>
-          <w:tcPr>
-            <w:tcW w:type="dxa" w:w="1337"/>
-          </w:tcPr>
-          <w:p>
-            <w:pPr>
-              <w:spacing w:line="240" w:lineRule="auto"/>
-            </w:pPr>
-            <w:r>
-              <w:rPr>
-                <w:rFonts w:ascii="Arial" w:hAnsi="Arial"/>
-                <w:b w:val="0"/>
-                <w:sz w:val="17"/>
-              </w:rPr>
-              <w:t>36.2</w:t>
-            </w:r>
-          </w:p>
-        </w:tc>
-        <w:tc>
-          <w:tcPr>
-            <w:tcW w:type="dxa" w:w="1337"/>
-          </w:tcPr>
-          <w:p>
-            <w:pPr>
-              <w:spacing w:line="240" w:lineRule="auto"/>
-            </w:pPr>
-            <w:r>
-              <w:rPr>
-                <w:rFonts w:ascii="Arial" w:hAnsi="Arial"/>
-                <w:b w:val="0"/>
-                <w:sz w:val="17"/>
-              </w:rPr>
-              <w:t>17.4</w:t>
-            </w:r>
-          </w:p>
-        </w:tc>
-        <w:tc>
-          <w:tcPr>
-            <w:tcW w:type="dxa" w:w="1337"/>
-          </w:tcPr>
-          <w:p>
-            <w:pPr>
-              <w:spacing w:line="240" w:lineRule="auto"/>
-            </w:pPr>
-            <w:r>
-              <w:rPr>
-                <w:rFonts w:ascii="Arial" w:hAnsi="Arial"/>
-                <w:b w:val="0"/>
-                <w:sz w:val="17"/>
-              </w:rPr>
-              <w:t>12</w:t>
-            </w:r>
-          </w:p>
-        </w:tc>
-      </w:tr>
-      <w:tr>
-        <w:tc>
-          <w:tcPr>
-            <w:tcW w:type="dxa" w:w="1337"/>
+            <w:tcW w:type="dxa" w:w="1872"/>
           </w:tcPr>
           <w:p>
             <w:pPr>
@@ -1500,7 +1022,7 @@
         </w:tc>
         <w:tc>
           <w:tcPr>
-            <w:tcW w:type="dxa" w:w="1337"/>
+            <w:tcW w:type="dxa" w:w="1872"/>
           </w:tcPr>
           <w:p>
             <w:pPr>
@@ -1512,13 +1034,13 @@
                 <w:b w:val="0"/>
                 <w:sz w:val="17"/>
               </w:rPr>
-              <w:t>26</w:t>
+              <w:t>13</w:t>
             </w:r>
           </w:p>
         </w:tc>
         <w:tc>
           <w:tcPr>
-            <w:tcW w:type="dxa" w:w="1337"/>
+            <w:tcW w:type="dxa" w:w="1872"/>
           </w:tcPr>
           <w:p>
             <w:pPr>
@@ -1536,7 +1058,7 @@
         </w:tc>
         <w:tc>
           <w:tcPr>
-            <w:tcW w:type="dxa" w:w="1337"/>
+            <w:tcW w:type="dxa" w:w="1872"/>
           </w:tcPr>
           <w:p>
             <w:pPr>
@@ -1554,227 +1076,7 @@
         </w:tc>
         <w:tc>
           <w:tcPr>
-            <w:tcW w:type="dxa" w:w="1337"/>
-          </w:tcPr>
-          <w:p>
-            <w:pPr>
-              <w:spacing w:line="240" w:lineRule="auto"/>
-            </w:pPr>
-            <w:r>
-              <w:rPr>
-                <w:rFonts w:ascii="Arial" w:hAnsi="Arial"/>
-                <w:b w:val="0"/>
-                <w:sz w:val="17"/>
-              </w:rPr>
-              <w:t>50.0</w:t>
-            </w:r>
-          </w:p>
-        </w:tc>
-        <w:tc>
-          <w:tcPr>
-            <w:tcW w:type="dxa" w:w="1337"/>
-          </w:tcPr>
-          <w:p>
-            <w:pPr>
-              <w:spacing w:line="240" w:lineRule="auto"/>
-            </w:pPr>
-            <w:r>
-              <w:rPr>
-                <w:rFonts w:ascii="Arial" w:hAnsi="Arial"/>
-                <w:b w:val="0"/>
-                <w:sz w:val="17"/>
-              </w:rPr>
-              <w:t>50.0</w:t>
-            </w:r>
-          </w:p>
-        </w:tc>
-        <w:tc>
-          <w:tcPr>
-            <w:tcW w:type="dxa" w:w="1337"/>
-          </w:tcPr>
-          <w:p>
-            <w:pPr>
-              <w:spacing w:line="240" w:lineRule="auto"/>
-            </w:pPr>
-            <w:r>
-              <w:rPr>
-                <w:rFonts w:ascii="Arial" w:hAnsi="Arial"/>
-                <w:b w:val="0"/>
-                <w:sz w:val="17"/>
-              </w:rPr>
-              <w:t>1</w:t>
-            </w:r>
-          </w:p>
-        </w:tc>
-      </w:tr>
-      <w:tr>
-        <w:tc>
-          <w:tcPr>
-            <w:tcW w:type="dxa" w:w="1337"/>
-          </w:tcPr>
-          <w:p>
-            <w:pPr>
-              <w:spacing w:line="240" w:lineRule="auto"/>
-            </w:pPr>
-            <w:r>
-              <w:rPr>
-                <w:rFonts w:ascii="Arial" w:hAnsi="Arial"/>
-                <w:b w:val="0"/>
-                <w:sz w:val="17"/>
-              </w:rPr>
-              <w:t>Admixed Americas</w:t>
-            </w:r>
-          </w:p>
-        </w:tc>
-        <w:tc>
-          <w:tcPr>
-            <w:tcW w:type="dxa" w:w="1337"/>
-          </w:tcPr>
-          <w:p>
-            <w:pPr>
-              <w:spacing w:line="240" w:lineRule="auto"/>
-            </w:pPr>
-            <w:r>
-              <w:rPr>
-                <w:rFonts w:ascii="Arial" w:hAnsi="Arial"/>
-                <w:b w:val="0"/>
-                <w:sz w:val="17"/>
-              </w:rPr>
-              <w:t>150</w:t>
-            </w:r>
-          </w:p>
-        </w:tc>
-        <w:tc>
-          <w:tcPr>
-            <w:tcW w:type="dxa" w:w="1337"/>
-          </w:tcPr>
-          <w:p>
-            <w:pPr>
-              <w:spacing w:line="240" w:lineRule="auto"/>
-            </w:pPr>
-            <w:r>
-              <w:rPr>
-                <w:rFonts w:ascii="Arial" w:hAnsi="Arial"/>
-                <w:b w:val="0"/>
-                <w:sz w:val="17"/>
-              </w:rPr>
-              <w:t>40.0</w:t>
-            </w:r>
-          </w:p>
-        </w:tc>
-        <w:tc>
-          <w:tcPr>
-            <w:tcW w:type="dxa" w:w="1337"/>
-          </w:tcPr>
-          <w:p>
-            <w:pPr>
-              <w:spacing w:line="240" w:lineRule="auto"/>
-            </w:pPr>
-            <w:r>
-              <w:rPr>
-                <w:rFonts w:ascii="Arial" w:hAnsi="Arial"/>
-                <w:b w:val="0"/>
-                <w:sz w:val="17"/>
-              </w:rPr>
-              <w:t>2.0</w:t>
-            </w:r>
-          </w:p>
-        </w:tc>
-        <w:tc>
-          <w:tcPr>
-            <w:tcW w:type="dxa" w:w="1337"/>
-          </w:tcPr>
-          <w:p>
-            <w:pPr>
-              <w:spacing w:line="240" w:lineRule="auto"/>
-            </w:pPr>
-            <w:r>
-              <w:rPr>
-                <w:rFonts w:ascii="Arial" w:hAnsi="Arial"/>
-                <w:b w:val="0"/>
-                <w:sz w:val="17"/>
-              </w:rPr>
-              <w:t>23.3</w:t>
-            </w:r>
-          </w:p>
-        </w:tc>
-        <w:tc>
-          <w:tcPr>
-            <w:tcW w:type="dxa" w:w="1337"/>
-          </w:tcPr>
-          <w:p>
-            <w:pPr>
-              <w:spacing w:line="240" w:lineRule="auto"/>
-            </w:pPr>
-            <w:r>
-              <w:rPr>
-                <w:rFonts w:ascii="Arial" w:hAnsi="Arial"/>
-                <w:b w:val="0"/>
-                <w:sz w:val="17"/>
-              </w:rPr>
-              <w:t>34.7</w:t>
-            </w:r>
-          </w:p>
-        </w:tc>
-        <w:tc>
-          <w:tcPr>
-            <w:tcW w:type="dxa" w:w="1337"/>
-          </w:tcPr>
-          <w:p>
-            <w:pPr>
-              <w:spacing w:line="240" w:lineRule="auto"/>
-            </w:pPr>
-            <w:r>
-              <w:rPr>
-                <w:rFonts w:ascii="Arial" w:hAnsi="Arial"/>
-                <w:b w:val="0"/>
-                <w:sz w:val="17"/>
-              </w:rPr>
-              <w:t>20</w:t>
-            </w:r>
-          </w:p>
-        </w:tc>
-      </w:tr>
-      <w:tr>
-        <w:tc>
-          <w:tcPr>
-            <w:tcW w:type="dxa" w:w="1337"/>
-          </w:tcPr>
-          <w:p>
-            <w:pPr>
-              <w:spacing w:line="240" w:lineRule="auto"/>
-            </w:pPr>
-            <w:r>
-              <w:rPr>
-                <w:rFonts w:ascii="Arial" w:hAnsi="Arial"/>
-                <w:b w:val="0"/>
-                <w:sz w:val="17"/>
-              </w:rPr>
-              <w:t>Indigenous Americas</w:t>
-            </w:r>
-          </w:p>
-        </w:tc>
-        <w:tc>
-          <w:tcPr>
-            <w:tcW w:type="dxa" w:w="1337"/>
-          </w:tcPr>
-          <w:p>
-            <w:pPr>
-              <w:spacing w:line="240" w:lineRule="auto"/>
-            </w:pPr>
-            <w:r>
-              <w:rPr>
-                <w:rFonts w:ascii="Arial" w:hAnsi="Arial"/>
-                <w:b w:val="0"/>
-                <w:sz w:val="17"/>
-              </w:rPr>
-              <w:t>2</w:t>
-            </w:r>
-          </w:p>
-        </w:tc>
-        <w:tc>
-          <w:tcPr>
-            <w:tcW w:type="dxa" w:w="1337"/>
+            <w:tcW w:type="dxa" w:w="1872"/>
           </w:tcPr>
           <w:p>
             <w:pPr>
@@ -1790,78 +1092,6 @@
             </w:r>
           </w:p>
         </w:tc>
-        <w:tc>
-          <w:tcPr>
-            <w:tcW w:type="dxa" w:w="1337"/>
-          </w:tcPr>
-          <w:p>
-            <w:pPr>
-              <w:spacing w:line="240" w:lineRule="auto"/>
-            </w:pPr>
-            <w:r>
-              <w:rPr>
-                <w:rFonts w:ascii="Arial" w:hAnsi="Arial"/>
-                <w:b w:val="0"/>
-                <w:sz w:val="17"/>
-              </w:rPr>
-              <w:t>0.0</w:t>
-            </w:r>
-          </w:p>
-        </w:tc>
-        <w:tc>
-          <w:tcPr>
-            <w:tcW w:type="dxa" w:w="1337"/>
-          </w:tcPr>
-          <w:p>
-            <w:pPr>
-              <w:spacing w:line="240" w:lineRule="auto"/>
-            </w:pPr>
-            <w:r>
-              <w:rPr>
-                <w:rFonts w:ascii="Arial" w:hAnsi="Arial"/>
-                <w:b w:val="0"/>
-                <w:sz w:val="17"/>
-              </w:rPr>
-              <w:t>0.0</w:t>
-            </w:r>
-          </w:p>
-        </w:tc>
-        <w:tc>
-          <w:tcPr>
-            <w:tcW w:type="dxa" w:w="1337"/>
-          </w:tcPr>
-          <w:p>
-            <w:pPr>
-              <w:spacing w:line="240" w:lineRule="auto"/>
-            </w:pPr>
-            <w:r>
-              <w:rPr>
-                <w:rFonts w:ascii="Arial" w:hAnsi="Arial"/>
-                <w:b w:val="0"/>
-                <w:sz w:val="17"/>
-              </w:rPr>
-              <w:t>0.0</w:t>
-            </w:r>
-          </w:p>
-        </w:tc>
-        <w:tc>
-          <w:tcPr>
-            <w:tcW w:type="dxa" w:w="1337"/>
-          </w:tcPr>
-          <w:p>
-            <w:pPr>
-              <w:spacing w:line="240" w:lineRule="auto"/>
-            </w:pPr>
-            <w:r>
-              <w:rPr>
-                <w:rFonts w:ascii="Arial" w:hAnsi="Arial"/>
-                <w:b w:val="0"/>
-                <w:sz w:val="17"/>
-              </w:rPr>
-              <w:t>1</w:t>
-            </w:r>
-          </w:p>
-        </w:tc>
       </w:tr>
     </w:tbl>
     <w:p>
@@ -1872,7 +1102,7 @@
         <w:rPr>
           <w:sz w:val="18"/>
         </w:rPr>
-        <w:t>Note. Counts are segments, not individuals. Equal maximum similarity counts are reported as ties. The Indigenous American row contains two segments, only one of which overlaps ABO.</w:t>
+        <w:t>Note. Counts are classifiable segments, not individuals. Percentages use the three-reference denominator shown by n. Equal maximum-similarity ties are excluded from these percentages but retained in Supplementary Data. The 2/2 Indigenous American value is not a regional frequency estimate; only one segment overlaps ABO.</w:t>
       </w:r>
     </w:p>
     <w:sectPr>

--- a/docs/ajba_submission/tables_ajba.docx
+++ b/docs/ajba_submission/tables_ajba.docx
@@ -30,7 +30,7 @@
         <w:rPr>
           <w:b/>
         </w:rPr>
-        <w:t>Table 1. FDR-supported positive-residual Neanderthal population pairs</w:t>
+        <w:t>Table 1. Positive-residual Neanderthal pairs after false discovery rate control</w:t>
       </w:r>
     </w:p>
     <w:tbl>
